--- a/ВЯП/ЗЧТ.docx
+++ b/ВЯП/ЗЧТ.docx
@@ -1,6 +1,6 @@
 
 <file path=word/document.xml><?xml version="1.0" encoding="utf-8"?>
-<w:document xmlns:wpc="http://schemas.microsoft.com/office/word/2010/wordprocessingCanvas" xmlns:cx="http://schemas.microsoft.com/office/drawing/2014/chartex" xmlns:cx1="http://schemas.microsoft.com/office/drawing/2015/9/8/chartex" xmlns:cx2="http://schemas.microsoft.com/office/drawing/2015/10/21/chartex" xmlns:cx3="http://schemas.microsoft.com/office/drawing/2016/5/9/chartex" xmlns:cx4="http://schemas.microsoft.com/office/drawing/2016/5/10/chartex" xmlns:cx5="http://schemas.microsoft.com/office/drawing/2016/5/11/chartex" xmlns:cx6="http://schemas.microsoft.com/office/drawing/2016/5/12/chartex" xmlns:cx7="http://schemas.microsoft.com/office/drawing/2016/5/13/chartex" xmlns:cx8="http://schemas.microsoft.com/office/drawing/2016/5/14/chartex" xmlns:mc="http://schemas.openxmlformats.org/markup-compatibility/2006" xmlns:aink="http://schemas.microsoft.com/office/drawing/2016/ink" xmlns:am3d="http://schemas.microsoft.com/office/drawing/2017/model3d" xmlns:o="urn:schemas-microsoft-com:office:office" xmlns:oel="http://schemas.microsoft.com/office/2019/extlst" xmlns:r="http://schemas.openxmlformats.org/officeDocument/2006/relationships" xmlns:m="http://schemas.openxmlformats.org/officeDocument/2006/math" xmlns:v="urn:schemas-microsoft-com:vml" xmlns:wp14="http://schemas.microsoft.com/office/word/2010/wordprocessingDrawing" xmlns:wp="http://schemas.openxmlformats.org/drawingml/2006/wordprocessingDrawing" xmlns:w10="urn:schemas-microsoft-com:office:word" xmlns:w="http://schemas.openxmlformats.org/wordprocessingml/2006/main" xmlns:w14="http://schemas.microsoft.com/office/word/2010/wordml" xmlns:w15="http://schemas.microsoft.com/office/word/2012/wordml" xmlns:w16cex="http://schemas.microsoft.com/office/word/2018/wordml/cex" xmlns:w16cid="http://schemas.microsoft.com/office/word/2016/wordml/cid" xmlns:w16="http://schemas.microsoft.com/office/word/2018/wordml" xmlns:w16du="http://schemas.microsoft.com/office/word/2023/wordml/word16du" xmlns:w16sdtdh="http://schemas.microsoft.com/office/word/2020/wordml/sdtdatahash" xmlns:w16sdtfl="http://schemas.microsoft.com/office/word/2024/wordml/sdtformatlock" xmlns:w16se="http://schemas.microsoft.com/office/word/2015/wordml/symex" xmlns:wpg="http://schemas.microsoft.com/office/word/2010/wordprocessingGroup" xmlns:wpi="http://schemas.microsoft.com/office/word/2010/wordprocessingInk" xmlns:wne="http://schemas.microsoft.com/office/word/2006/wordml" xmlns:wps="http://schemas.microsoft.com/office/word/2010/wordprocessingShape" mc:Ignorable="w14 w15 w16se w16cid w16 w16cex w16sdtdh w16sdtfl w16du wp14">
+<w:document xmlns:wpc="http://schemas.microsoft.com/office/word/2010/wordprocessingCanvas" xmlns:cx="http://schemas.microsoft.com/office/drawing/2014/chartex" xmlns:cx1="http://schemas.microsoft.com/office/drawing/2015/9/8/chartex" xmlns:cx2="http://schemas.microsoft.com/office/drawing/2015/10/21/chartex" xmlns:cx3="http://schemas.microsoft.com/office/drawing/2016/5/9/chartex" xmlns:cx4="http://schemas.microsoft.com/office/drawing/2016/5/10/chartex" xmlns:cx5="http://schemas.microsoft.com/office/drawing/2016/5/11/chartex" xmlns:cx6="http://schemas.microsoft.com/office/drawing/2016/5/12/chartex" xmlns:cx7="http://schemas.microsoft.com/office/drawing/2016/5/13/chartex" xmlns:cx8="http://schemas.microsoft.com/office/drawing/2016/5/14/chartex" xmlns:mc="http://schemas.openxmlformats.org/markup-compatibility/2006" xmlns:aink="http://schemas.microsoft.com/office/drawing/2016/ink" xmlns:am3d="http://schemas.microsoft.com/office/drawing/2017/model3d" xmlns:o="urn:schemas-microsoft-com:office:office" xmlns:oel="http://schemas.microsoft.com/office/2019/extlst" xmlns:r="http://schemas.openxmlformats.org/officeDocument/2006/relationships" xmlns:m="http://schemas.openxmlformats.org/officeDocument/2006/math" xmlns:v="urn:schemas-microsoft-com:vml" xmlns:wp14="http://schemas.microsoft.com/office/word/2010/wordprocessingDrawing" xmlns:wp="http://schemas.openxmlformats.org/drawingml/2006/wordprocessingDrawing" xmlns:w10="urn:schemas-microsoft-com:office:word" xmlns:w="http://schemas.openxmlformats.org/wordprocessingml/2006/main" xmlns:w14="http://schemas.microsoft.com/office/word/2010/wordml" xmlns:w15="http://schemas.microsoft.com/office/word/2012/wordml" xmlns:w16cex="http://schemas.microsoft.com/office/word/2018/wordml/cex" xmlns:w16cid="http://schemas.microsoft.com/office/word/2016/wordml/cid" xmlns:w16="http://schemas.microsoft.com/office/word/2018/wordml" xmlns:w16sdtdh="http://schemas.microsoft.com/office/word/2020/wordml/sdtdatahash" xmlns:w16se="http://schemas.microsoft.com/office/word/2015/wordml/symex" xmlns:wpg="http://schemas.microsoft.com/office/word/2010/wordprocessingGroup" xmlns:wpi="http://schemas.microsoft.com/office/word/2010/wordprocessingInk" xmlns:wne="http://schemas.microsoft.com/office/word/2006/wordml" xmlns:wps="http://schemas.microsoft.com/office/word/2010/wordprocessingShape" mc:Ignorable="w14 w15 w16se w16cid w16 w16cex w16sdtdh wp14">
   <w:body>
     <w:p>
       <w:pPr>
@@ -344,12 +344,10 @@
       <w:pPr>
         <w:spacing w:after="0"/>
         <w:ind w:firstLine="709"/>
-      </w:pPr>
-      <w:proofErr w:type="spellStart"/>
-      <w:r>
-        <w:t>python</w:t>
-      </w:r>
-      <w:proofErr w:type="spellEnd"/>
+        <w:rPr>
+          <w:lang w:val="en-US"/>
+        </w:rPr>
+      </w:pPr>
     </w:p>
     <w:p>
       <w:pPr>
@@ -449,6 +447,9 @@
       <w:pPr>
         <w:spacing w:after="0"/>
         <w:ind w:left="720"/>
+        <w:rPr>
+          <w:lang w:val="en-US"/>
+        </w:rPr>
       </w:pPr>
     </w:p>
     <w:p>
@@ -772,100 +773,98 @@
         <w:spacing w:after="0"/>
       </w:pPr>
       <w:r>
-        <w:t>Список — изменяемая последовательность, а срез позволяет взять часть списка по диапазону индексов; например, a[1:4], a[:3], a[::2].</w:t>
+        <w:t xml:space="preserve">Список — изменяемая последовательность, а срез позволяет взять часть списка по диапазону индексов; например, </w:t>
+      </w:r>
+      <w:proofErr w:type="gramStart"/>
+      <w:r>
+        <w:t>a[</w:t>
+      </w:r>
+      <w:proofErr w:type="gramEnd"/>
+      <w:r>
+        <w:t>1:4], a[:3], a[::2].</w:t>
       </w:r>
       <w:r>
         <w:br/>
+      </w:r>
+      <w:proofErr w:type="spellStart"/>
+      <w:r>
+        <w:t>map</w:t>
+      </w:r>
+      <w:proofErr w:type="spellEnd"/>
+      <w:r>
+        <w:t xml:space="preserve">() применяет функцию ко всем элементам последовательности, а </w:t>
+      </w:r>
+      <w:proofErr w:type="spellStart"/>
+      <w:r>
+        <w:t>filter</w:t>
+      </w:r>
+      <w:proofErr w:type="spellEnd"/>
+      <w:r>
+        <w:t xml:space="preserve">() </w:t>
+      </w:r>
+      <w:r>
+        <w:lastRenderedPageBreak/>
+        <w:t>оставляет только те элементы, для которых условие истинно; в Python многие такие задачи ещё часто решают списковыми включениями.</w:t>
+      </w:r>
+    </w:p>
+    <w:p>
+      <w:pPr>
+        <w:spacing w:after="0"/>
+        <w:ind w:firstLine="709"/>
+        <w:rPr>
+          <w:lang w:val="en-US"/>
+        </w:rPr>
+      </w:pPr>
+      <w:r>
+        <w:t>Пример</w:t>
+      </w:r>
+      <w:r>
+        <w:rPr>
+          <w:lang w:val="en-US"/>
+        </w:rPr>
+        <w:t>:</w:t>
+      </w:r>
+    </w:p>
+    <w:p>
+      <w:pPr>
+        <w:spacing w:after="0"/>
+        <w:ind w:firstLine="709"/>
+        <w:rPr>
+          <w:lang w:val="en-US"/>
+        </w:rPr>
+      </w:pPr>
+      <w:proofErr w:type="spellStart"/>
+      <w:r>
+        <w:rPr>
+          <w:lang w:val="en-US"/>
+        </w:rPr>
+        <w:t>nums</w:t>
+      </w:r>
+      <w:proofErr w:type="spellEnd"/>
+      <w:r>
+        <w:rPr>
+          <w:lang w:val="en-US"/>
+        </w:rPr>
+        <w:t xml:space="preserve"> = [1, 2, 3, 4, 5]</w:t>
+      </w:r>
+    </w:p>
+    <w:p>
+      <w:pPr>
+        <w:spacing w:after="0"/>
+        <w:ind w:firstLine="709"/>
+        <w:rPr>
+          <w:lang w:val="en-US"/>
+        </w:rPr>
+      </w:pPr>
+      <w:r>
+        <w:rPr>
+          <w:lang w:val="en-US"/>
+        </w:rPr>
+        <w:t xml:space="preserve">part = </w:t>
       </w:r>
       <w:proofErr w:type="spellStart"/>
       <w:proofErr w:type="gramStart"/>
       <w:r>
-        <w:t>map</w:t>
-      </w:r>
-      <w:proofErr w:type="spellEnd"/>
-      <w:r>
-        <w:t>(</w:t>
-      </w:r>
-      <w:proofErr w:type="gramEnd"/>
-      <w:r>
-        <w:t xml:space="preserve">) применяет функцию ко всем элементам последовательности, а </w:t>
-      </w:r>
-      <w:proofErr w:type="spellStart"/>
-      <w:proofErr w:type="gramStart"/>
-      <w:r>
-        <w:t>filter</w:t>
-      </w:r>
-      <w:proofErr w:type="spellEnd"/>
-      <w:r>
-        <w:t>(</w:t>
-      </w:r>
-      <w:proofErr w:type="gramEnd"/>
-      <w:r>
-        <w:t xml:space="preserve">) </w:t>
-      </w:r>
-      <w:r>
-        <w:lastRenderedPageBreak/>
-        <w:t>оставляет только те элементы, для которых условие истинно; в Python многие такие задачи ещё часто решают списковыми включениями.</w:t>
-      </w:r>
-    </w:p>
-    <w:p>
-      <w:pPr>
-        <w:spacing w:after="0"/>
-        <w:ind w:firstLine="709"/>
-        <w:rPr>
-          <w:lang w:val="en-US"/>
-        </w:rPr>
-      </w:pPr>
-      <w:r>
-        <w:t>Пример</w:t>
-      </w:r>
-      <w:r>
-        <w:rPr>
-          <w:lang w:val="en-US"/>
-        </w:rPr>
-        <w:t>:</w:t>
-      </w:r>
-    </w:p>
-    <w:p>
-      <w:pPr>
-        <w:spacing w:after="0"/>
-        <w:ind w:firstLine="709"/>
-        <w:rPr>
-          <w:lang w:val="en-US"/>
-        </w:rPr>
-      </w:pPr>
-      <w:proofErr w:type="spellStart"/>
-      <w:r>
-        <w:rPr>
-          <w:lang w:val="en-US"/>
-        </w:rPr>
-        <w:t>nums</w:t>
-      </w:r>
-      <w:proofErr w:type="spellEnd"/>
-      <w:r>
-        <w:rPr>
-          <w:lang w:val="en-US"/>
-        </w:rPr>
-        <w:t xml:space="preserve"> = [1, 2, 3, 4, 5]</w:t>
-      </w:r>
-    </w:p>
-    <w:p>
-      <w:pPr>
-        <w:spacing w:after="0"/>
-        <w:ind w:firstLine="709"/>
-        <w:rPr>
-          <w:lang w:val="en-US"/>
-        </w:rPr>
-      </w:pPr>
-      <w:r>
-        <w:rPr>
-          <w:lang w:val="en-US"/>
-        </w:rPr>
-        <w:t xml:space="preserve">part = </w:t>
-      </w:r>
-      <w:proofErr w:type="spellStart"/>
-      <w:proofErr w:type="gramStart"/>
-      <w:r>
         <w:rPr>
           <w:lang w:val="en-US"/>
         </w:rPr>
@@ -913,9 +912,15 @@
         <w:rPr>
           <w:lang w:val="en-US"/>
         </w:rPr>
-        <w:t>list(filter(</w:t>
+        <w:t>list(</w:t>
       </w:r>
       <w:proofErr w:type="gramEnd"/>
+      <w:r>
+        <w:rPr>
+          <w:lang w:val="en-US"/>
+        </w:rPr>
+        <w:t>filter(</w:t>
+      </w:r>
       <w:r>
         <w:rPr>
           <w:b/>
@@ -964,9 +969,15 @@
         <w:rPr>
           <w:lang w:val="en-US"/>
         </w:rPr>
-        <w:t>list(map(</w:t>
+        <w:t>list(</w:t>
       </w:r>
       <w:proofErr w:type="gramEnd"/>
+      <w:r>
+        <w:rPr>
+          <w:lang w:val="en-US"/>
+        </w:rPr>
+        <w:t>map(</w:t>
+      </w:r>
       <w:r>
         <w:rPr>
           <w:b/>
@@ -1000,6 +1011,9 @@
       <w:pPr>
         <w:spacing w:after="0"/>
         <w:ind w:left="720"/>
+        <w:rPr>
+          <w:lang w:val="en-US"/>
+        </w:rPr>
       </w:pPr>
     </w:p>
     <w:p>
@@ -1167,6 +1181,9 @@
       <w:pPr>
         <w:spacing w:after="0"/>
         <w:ind w:firstLine="709"/>
+        <w:rPr>
+          <w:lang w:val="en-US"/>
+        </w:rPr>
       </w:pPr>
       <w:r>
         <w:rPr>
@@ -1174,24 +1191,32 @@
         </w:rPr>
         <w:t xml:space="preserve">    </w:t>
       </w:r>
-      <w:proofErr w:type="spellStart"/>
       <w:r>
         <w:rPr>
           <w:b/>
           <w:bCs/>
+          <w:lang w:val="en-US"/>
         </w:rPr>
         <w:t>print</w:t>
       </w:r>
+      <w:r>
+        <w:rPr>
+          <w:lang w:val="en-US"/>
+        </w:rPr>
+        <w:t>(</w:t>
+      </w:r>
+      <w:proofErr w:type="spellStart"/>
+      <w:r>
+        <w:rPr>
+          <w:lang w:val="en-US"/>
+        </w:rPr>
+        <w:t>args</w:t>
+      </w:r>
       <w:proofErr w:type="spellEnd"/>
       <w:r>
-        <w:t>(</w:t>
-      </w:r>
-      <w:proofErr w:type="spellStart"/>
-      <w:r>
-        <w:t>args</w:t>
-      </w:r>
-      <w:proofErr w:type="spellEnd"/>
-      <w:r>
+        <w:rPr>
+          <w:lang w:val="en-US"/>
+        </w:rPr>
         <w:t>)</w:t>
       </w:r>
     </w:p>
@@ -1201,6 +1226,9 @@
         <w:ind w:firstLine="709"/>
       </w:pPr>
       <w:r>
+        <w:rPr>
+          <w:lang w:val="en-US"/>
+        </w:rPr>
         <w:t xml:space="preserve">    </w:t>
       </w:r>
       <w:proofErr w:type="spellStart"/>
@@ -1241,7 +1269,7 @@
 </file>
 
 <file path=word/numbering.xml><?xml version="1.0" encoding="utf-8"?>
-<w:numbering xmlns:wpc="http://schemas.microsoft.com/office/word/2010/wordprocessingCanvas" xmlns:cx="http://schemas.microsoft.com/office/drawing/2014/chartex" xmlns:cx1="http://schemas.microsoft.com/office/drawing/2015/9/8/chartex" xmlns:cx2="http://schemas.microsoft.com/office/drawing/2015/10/21/chartex" xmlns:cx3="http://schemas.microsoft.com/office/drawing/2016/5/9/chartex" xmlns:cx4="http://schemas.microsoft.com/office/drawing/2016/5/10/chartex" xmlns:cx5="http://schemas.microsoft.com/office/drawing/2016/5/11/chartex" xmlns:cx6="http://schemas.microsoft.com/office/drawing/2016/5/12/chartex" xmlns:cx7="http://schemas.microsoft.com/office/drawing/2016/5/13/chartex" xmlns:cx8="http://schemas.microsoft.com/office/drawing/2016/5/14/chartex" xmlns:mc="http://schemas.openxmlformats.org/markup-compatibility/2006" xmlns:aink="http://schemas.microsoft.com/office/drawing/2016/ink" xmlns:am3d="http://schemas.microsoft.com/office/drawing/2017/model3d" xmlns:o="urn:schemas-microsoft-com:office:office" xmlns:oel="http://schemas.microsoft.com/office/2019/extlst" xmlns:r="http://schemas.openxmlformats.org/officeDocument/2006/relationships" xmlns:m="http://schemas.openxmlformats.org/officeDocument/2006/math" xmlns:v="urn:schemas-microsoft-com:vml" xmlns:wp14="http://schemas.microsoft.com/office/word/2010/wordprocessingDrawing" xmlns:wp="http://schemas.openxmlformats.org/drawingml/2006/wordprocessingDrawing" xmlns:w10="urn:schemas-microsoft-com:office:word" xmlns:w="http://schemas.openxmlformats.org/wordprocessingml/2006/main" xmlns:w14="http://schemas.microsoft.com/office/word/2010/wordml" xmlns:w15="http://schemas.microsoft.com/office/word/2012/wordml" xmlns:w16cex="http://schemas.microsoft.com/office/word/2018/wordml/cex" xmlns:w16cid="http://schemas.microsoft.com/office/word/2016/wordml/cid" xmlns:w16="http://schemas.microsoft.com/office/word/2018/wordml" xmlns:w16du="http://schemas.microsoft.com/office/word/2023/wordml/word16du" xmlns:w16sdtdh="http://schemas.microsoft.com/office/word/2020/wordml/sdtdatahash" xmlns:w16sdtfl="http://schemas.microsoft.com/office/word/2024/wordml/sdtformatlock" xmlns:w16se="http://schemas.microsoft.com/office/word/2015/wordml/symex" xmlns:wpg="http://schemas.microsoft.com/office/word/2010/wordprocessingGroup" xmlns:wpi="http://schemas.microsoft.com/office/word/2010/wordprocessingInk" xmlns:wne="http://schemas.microsoft.com/office/word/2006/wordml" xmlns:wps="http://schemas.microsoft.com/office/word/2010/wordprocessingShape" mc:Ignorable="w14 w15 w16se w16cid w16 w16cex w16sdtdh w16sdtfl w16du wp14">
+<w:numbering xmlns:wpc="http://schemas.microsoft.com/office/word/2010/wordprocessingCanvas" xmlns:cx="http://schemas.microsoft.com/office/drawing/2014/chartex" xmlns:cx1="http://schemas.microsoft.com/office/drawing/2015/9/8/chartex" xmlns:cx2="http://schemas.microsoft.com/office/drawing/2015/10/21/chartex" xmlns:cx3="http://schemas.microsoft.com/office/drawing/2016/5/9/chartex" xmlns:cx4="http://schemas.microsoft.com/office/drawing/2016/5/10/chartex" xmlns:cx5="http://schemas.microsoft.com/office/drawing/2016/5/11/chartex" xmlns:cx6="http://schemas.microsoft.com/office/drawing/2016/5/12/chartex" xmlns:cx7="http://schemas.microsoft.com/office/drawing/2016/5/13/chartex" xmlns:cx8="http://schemas.microsoft.com/office/drawing/2016/5/14/chartex" xmlns:mc="http://schemas.openxmlformats.org/markup-compatibility/2006" xmlns:aink="http://schemas.microsoft.com/office/drawing/2016/ink" xmlns:am3d="http://schemas.microsoft.com/office/drawing/2017/model3d" xmlns:o="urn:schemas-microsoft-com:office:office" xmlns:oel="http://schemas.microsoft.com/office/2019/extlst" xmlns:r="http://schemas.openxmlformats.org/officeDocument/2006/relationships" xmlns:m="http://schemas.openxmlformats.org/officeDocument/2006/math" xmlns:v="urn:schemas-microsoft-com:vml" xmlns:wp14="http://schemas.microsoft.com/office/word/2010/wordprocessingDrawing" xmlns:wp="http://schemas.openxmlformats.org/drawingml/2006/wordprocessingDrawing" xmlns:w10="urn:schemas-microsoft-com:office:word" xmlns:w="http://schemas.openxmlformats.org/wordprocessingml/2006/main" xmlns:w14="http://schemas.microsoft.com/office/word/2010/wordml" xmlns:w15="http://schemas.microsoft.com/office/word/2012/wordml" xmlns:w16cex="http://schemas.microsoft.com/office/word/2018/wordml/cex" xmlns:w16cid="http://schemas.microsoft.com/office/word/2016/wordml/cid" xmlns:w16="http://schemas.microsoft.com/office/word/2018/wordml" xmlns:w16sdtdh="http://schemas.microsoft.com/office/word/2020/wordml/sdtdatahash" xmlns:w16se="http://schemas.microsoft.com/office/word/2015/wordml/symex" xmlns:wpg="http://schemas.microsoft.com/office/word/2010/wordprocessingGroup" xmlns:wpi="http://schemas.microsoft.com/office/word/2010/wordprocessingInk" xmlns:wne="http://schemas.microsoft.com/office/word/2006/wordml" xmlns:wps="http://schemas.microsoft.com/office/word/2010/wordprocessingShape" mc:Ignorable="w14 w15 w16se w16cid w16 w16cex w16sdtdh wp14">
   <w:abstractNum w:abstractNumId="0" w15:restartNumberingAfterBreak="0">
     <w:nsid w:val="18F22387"/>
     <w:multiLevelType w:val="multilevel"/>
@@ -2246,7 +2274,7 @@
 </file>
 
 <file path=word/styles.xml><?xml version="1.0" encoding="utf-8"?>
-<w:styles xmlns:mc="http://schemas.openxmlformats.org/markup-compatibility/2006" xmlns:r="http://schemas.openxmlformats.org/officeDocument/2006/relationships" xmlns:w="http://schemas.openxmlformats.org/wordprocessingml/2006/main" xmlns:w14="http://schemas.microsoft.com/office/word/2010/wordml" xmlns:w15="http://schemas.microsoft.com/office/word/2012/wordml" xmlns:w16cex="http://schemas.microsoft.com/office/word/2018/wordml/cex" xmlns:w16cid="http://schemas.microsoft.com/office/word/2016/wordml/cid" xmlns:w16="http://schemas.microsoft.com/office/word/2018/wordml" xmlns:w16du="http://schemas.microsoft.com/office/word/2023/wordml/word16du" xmlns:w16sdtdh="http://schemas.microsoft.com/office/word/2020/wordml/sdtdatahash" xmlns:w16sdtfl="http://schemas.microsoft.com/office/word/2024/wordml/sdtformatlock" xmlns:w16se="http://schemas.microsoft.com/office/word/2015/wordml/symex" mc:Ignorable="w14 w15 w16se w16cid w16 w16cex w16sdtdh w16sdtfl w16du">
+<w:styles xmlns:mc="http://schemas.openxmlformats.org/markup-compatibility/2006" xmlns:r="http://schemas.openxmlformats.org/officeDocument/2006/relationships" xmlns:w="http://schemas.openxmlformats.org/wordprocessingml/2006/main" xmlns:w14="http://schemas.microsoft.com/office/word/2010/wordml" xmlns:w15="http://schemas.microsoft.com/office/word/2012/wordml" xmlns:w16cex="http://schemas.microsoft.com/office/word/2018/wordml/cex" xmlns:w16cid="http://schemas.microsoft.com/office/word/2016/wordml/cid" xmlns:w16="http://schemas.microsoft.com/office/word/2018/wordml" xmlns:w16sdtdh="http://schemas.microsoft.com/office/word/2020/wordml/sdtdatahash" xmlns:w16se="http://schemas.microsoft.com/office/word/2015/wordml/symex" mc:Ignorable="w14 w15 w16se w16cid w16 w16cex w16sdtdh">
   <w:docDefaults>
     <w:rPrDefault>
       <w:rPr>
@@ -2853,6 +2881,7 @@
   <w:style w:type="character" w:default="1" w:styleId="a0">
     <w:name w:val="Default Paragraph Font"/>
     <w:uiPriority w:val="1"/>
+    <w:semiHidden/>
     <w:unhideWhenUsed/>
   </w:style>
   <w:style w:type="table" w:default="1" w:styleId="a1">
